--- a/anexe/Anexa_13.docx
+++ b/anexe/Anexa_13.docx
@@ -304,14 +304,28 @@
           <w:b w:val="0"/>
           <w:i w:val="0"/>
         </w:rPr>
-        <w:t>{{E_NR|.....}}</w:t>
+        <w:t>{{E_CONTRACT|.....}}</w:t>
       </w:r>
       <w:r>
         <w:rPr>
           <w:b w:val="0"/>
           <w:i w:val="0"/>
         </w:rPr>
-        <w:t xml:space="preserve"> data ......, pentru înregistrarea documentaţiei la OCPI şi vă rog să dispuneţi:</w:t>
+        <w:t xml:space="preserve"> data </w:t>
+      </w:r>
+      <w:r>
+        <w:rPr>
+          <w:b w:val="0"/>
+          <w:i w:val="0"/>
+        </w:rPr>
+        <w:t>{{E_CONTRACT_DATA|......}}</w:t>
+      </w:r>
+      <w:r>
+        <w:rPr>
+          <w:b w:val="0"/>
+          <w:i w:val="0"/>
+        </w:rPr>
+        <w:t>, pentru înregistrarea documentaţiei la OCPI şi vă rog să dispuneţi:</w:t>
       </w:r>
     </w:p>
     <w:p>
@@ -1774,23 +1788,7 @@
           <w:i w:val="0"/>
           <w:sz w:val="18"/>
         </w:rPr>
-        <w:t xml:space="preserve">În exercitarea drepturilor dumneavoastră prevăzute de Regulamentul (UE) 2016/679 al Parlamentului European şi al Consiliului din 27 aprilie 2016 privind protecţia persoanelor fizice în ceea ce priveşte prelucrarea datelor cu caracter personal şi privind libera circulaţie a acestor date şi de abrogare a Directivei 95/46/CE (Regulamentul general privind protecţia datelor), dar şi pentru orice alte informaţii suplimentare legate de protecţia datelor cu caracter personal, vă puteţi adresa responsabilului cu protecţia datelor, la adresa rpd_..........@ancpi.ro*******), formulând o cerere scrisă, datată şi semnată, sau la telefon: </w:t>
-      </w:r>
-      <w:r>
-        <w:rPr>
-          <w:b w:val="0"/>
-          <w:i w:val="0"/>
-          <w:sz w:val="18"/>
-        </w:rPr>
-        <w:t>{{E_TEL|..................}}</w:t>
-      </w:r>
-      <w:r>
-        <w:rPr>
-          <w:b w:val="0"/>
-          <w:i w:val="0"/>
-          <w:sz w:val="18"/>
-        </w:rPr>
-        <w:t>*******).</w:t>
+        <w:t>În exercitarea drepturilor dumneavoastră prevăzute de Regulamentul (UE) 2016/679 al Parlamentului European şi al Consiliului din 27 aprilie 2016 privind protecţia persoanelor fizice în ceea ce priveşte prelucrarea datelor cu caracter personal şi privind libera circulaţie a acestor date şi de abrogare a Directivei 95/46/CE (Regulamentul general privind protecţia datelor), dar şi pentru orice alte informaţii suplimentare legate de protecţia datelor cu caracter personal, vă puteţi adresa responsabilului cu protecţia datelor, la adresa rpd_..........@ancpi.ro*******), formulând o cerere scrisă, datată şi semnată, sau la telefon: ..................*******).</w:t>
       </w:r>
     </w:p>
     <w:p>
